--- a/docs/detailed_programming_process.docx
+++ b/docs/detailed_programming_process.docx
@@ -2,146 +2,77 @@
 <file path=word/document.xml><?xml version="1.0" encoding="utf-8"?>
 <w:document xmlns:wpc="http://schemas.microsoft.com/office/word/2010/wordprocessingCanvas" xmlns:mo="http://schemas.microsoft.com/office/mac/office/2008/main" xmlns:mc="http://schemas.openxmlformats.org/markup-compatibility/2006" xmlns:mv="urn:schemas-microsoft-com:mac:vml" xmlns:o="urn:schemas-microsoft-com:office:office" xmlns:r="http://schemas.openxmlformats.org/officeDocument/2006/relationships" xmlns:m="http://schemas.openxmlformats.org/officeDocument/2006/math" xmlns:v="urn:schemas-microsoft-com:vml" xmlns:wp14="http://schemas.microsoft.com/office/word/2010/wordprocessingDrawing" xmlns:wp="http://schemas.openxmlformats.org/drawingml/2006/wordprocessingDrawing" xmlns:w10="urn:schemas-microsoft-com:office:word" xmlns:w="http://schemas.openxmlformats.org/wordprocessingml/2006/main" xmlns:w14="http://schemas.microsoft.com/office/word/2010/wordml" xmlns:wpg="http://schemas.microsoft.com/office/word/2010/wordprocessingGroup" xmlns:wpi="http://schemas.microsoft.com/office/word/2010/wordprocessingInk" xmlns:wne="http://schemas.microsoft.com/office/word/2006/wordml" xmlns:wps="http://schemas.microsoft.com/office/word/2010/wordprocessingShape" mc:Ignorable="w14 wp14">
   <w:body>
-    <w:tbl>
-      <w:tblPr>
-        <w:tblStyle w:val="TableGrid"/>
-        <w:tblW w:type="auto" w:w="0"/>
-        <w:tblLook w:firstColumn="1" w:firstRow="1" w:lastColumn="0" w:lastRow="0" w:noHBand="0" w:noVBand="1" w:val="04A0"/>
-      </w:tblPr>
-      <w:tblGrid>
-        <w:gridCol w:w="9072"/>
-      </w:tblGrid>
-      <w:tr>
-        <w:tc>
-          <w:tcPr>
-            <w:tcW w:type="dxa" w:w="9072"/>
-            <w:shd w:val="clear" w:color="auto" w:fill="C89F2E"/>
-          </w:tcPr>
-          <w:p>
-            <w:pPr>
-              <w:spacing w:before="80" w:after="80"/>
-            </w:pPr>
-          </w:p>
-        </w:tc>
-      </w:tr>
-    </w:tbl>
-    <w:p/>
-    <w:p/>
-    <w:tbl>
-      <w:tblPr>
-        <w:tblStyle w:val="TableGrid"/>
-        <w:tblW w:type="auto" w:w="0"/>
-        <w:tblLook w:firstColumn="1" w:firstRow="1" w:lastColumn="0" w:lastRow="0" w:noHBand="0" w:noVBand="1" w:val="04A0"/>
-      </w:tblPr>
-      <w:tblGrid>
-        <w:gridCol w:w="9072"/>
-      </w:tblGrid>
-      <w:tr>
-        <w:tc>
-          <w:tcPr>
-            <w:tcW w:type="dxa" w:w="9072"/>
-            <w:shd w:val="clear" w:color="auto" w:fill="1A2F4E"/>
-            <w:tcBorders>
-              <w:top w:val="single" w:sz="12" w:space="0" w:color="C89F2E"/>
-              <w:bottom w:val="single" w:sz="12" w:space="0" w:color="C89F2E"/>
-              <w:left w:val="single" w:sz="12" w:space="0" w:color="C89F2E"/>
-              <w:right w:val="single" w:sz="12" w:space="0" w:color="C89F2E"/>
-            </w:tcBorders>
-          </w:tcPr>
-          <w:p>
-            <w:pPr>
-              <w:spacing w:before="500" w:after="200"/>
-              <w:jc w:val="center"/>
-            </w:pPr>
-            <w:r>
-              <w:rPr>
-                <w:sz w:val="90"/>
-              </w:rPr>
-              <w:t>⚔️</w:t>
-            </w:r>
-          </w:p>
-          <w:p>
-            <w:pPr>
-              <w:spacing w:before="100" w:after="100"/>
-              <w:jc w:val="center"/>
-            </w:pPr>
-            <w:r>
-              <w:rPr>
-                <w:rFonts w:ascii="TH Sarabun New" w:hAnsi="TH Sarabun New" w:eastAsia="TH Sarabun New"/>
-                <w:b/>
-                <w:color w:val="FFFFFF"/>
-                <w:sz w:val="48"/>
-              </w:rPr>
-              <w:t>ขั้นตอนและกระบวนการพัฒนาโปรแกรมโดยละเอียด</w:t>
-            </w:r>
-          </w:p>
-          <w:p>
-            <w:pPr>
-              <w:spacing w:before="40" w:after="100"/>
-              <w:jc w:val="center"/>
-            </w:pPr>
-            <w:r>
-              <w:rPr>
-                <w:rFonts w:ascii="TH Sarabun New" w:hAnsi="TH Sarabun New" w:eastAsia="TH Sarabun New"/>
-                <w:b/>
-                <w:color w:val="C89F2E"/>
-                <w:sz w:val="28"/>
-              </w:rPr>
-              <w:t>System Architecture &amp; Detailed Development Steps</w:t>
-            </w:r>
-          </w:p>
-          <w:p>
-            <w:pPr>
-              <w:spacing w:before="80" w:after="120"/>
-              <w:jc w:val="center"/>
-            </w:pPr>
-            <w:r>
-              <w:rPr>
-                <w:rFonts w:ascii="TH Sarabun New" w:hAnsi="TH Sarabun New" w:eastAsia="TH Sarabun New"/>
-                <w:color w:val="D0D8E4"/>
-                <w:sz w:val="30"/>
-              </w:rPr>
-              <w:t>โรงเรียนทหารขนส่ง กรมการขนส่งทหารบก</w:t>
-            </w:r>
-          </w:p>
-          <w:p>
-            <w:pPr>
-              <w:spacing w:before="80" w:after="200"/>
-              <w:jc w:val="center"/>
-            </w:pPr>
-            <w:r>
-              <w:rPr>
-                <w:color w:val="C89F2E"/>
-                <w:sz w:val="20"/>
-              </w:rPr>
-              <w:t>─────────────────────────────────────────────</w:t>
-            </w:r>
-          </w:p>
-          <w:p>
-            <w:pPr>
-              <w:spacing w:before="40" w:after="500"/>
-              <w:jc w:val="center"/>
-            </w:pPr>
-            <w:r>
-              <w:rPr>
-                <w:rFonts w:ascii="TH Sarabun New" w:hAnsi="TH Sarabun New" w:eastAsia="TH Sarabun New"/>
-                <w:color w:val="D0D8E4"/>
-                <w:sz w:val="26"/>
-              </w:rPr>
-              <w:t>🌐 Client-Side App  |  🔥 Secure Firebase RTDB  |  📝 Web Crypto API</w:t>
-            </w:r>
-          </w:p>
-        </w:tc>
-      </w:tr>
-    </w:tbl>
-    <w:p/>
-    <w:p/>
+    <w:p>
+      <w:pPr>
+        <w:spacing w:before="800" w:after="200"/>
+        <w:jc w:val="center"/>
+      </w:pPr>
+      <w:r>
+        <w:rPr>
+          <w:rFonts w:ascii="TH Sarabun New" w:hAnsi="TH Sarabun New" w:eastAsia="TH Sarabun New"/>
+          <w:b/>
+          <w:color w:val="000000"/>
+          <w:sz w:val="40"/>
+        </w:rPr>
+        <w:t>ขั้นตอนและกระบวนการพัฒนาโปรแกรมโดยละเอียด</w:t>
+      </w:r>
+    </w:p>
+    <w:p>
+      <w:pPr>
+        <w:spacing w:before="0" w:after="200"/>
+        <w:jc w:val="center"/>
+      </w:pPr>
+      <w:r>
+        <w:rPr>
+          <w:rFonts w:ascii="TH Sarabun New" w:hAnsi="TH Sarabun New" w:eastAsia="TH Sarabun New"/>
+          <w:color w:val="000000"/>
+          <w:sz w:val="30"/>
+        </w:rPr>
+        <w:t>System Architecture &amp; Detailed Development Steps</w:t>
+      </w:r>
+    </w:p>
+    <w:p>
+      <w:pPr>
+        <w:spacing w:before="0" w:after="300"/>
+        <w:jc w:val="center"/>
+      </w:pPr>
+      <w:r>
+        <w:rPr>
+          <w:rFonts w:ascii="TH Sarabun New" w:hAnsi="TH Sarabun New" w:eastAsia="TH Sarabun New"/>
+          <w:color w:val="000000"/>
+          <w:sz w:val="30"/>
+        </w:rPr>
+        <w:t>โรงเรียนทหารขนส่ง กรมการขนส่งทหารบก</w:t>
+      </w:r>
+    </w:p>
+    <w:p>
+      <w:pPr>
+        <w:spacing w:before="0" w:after="800"/>
+        <w:jc w:val="center"/>
+      </w:pPr>
+      <w:r>
+        <w:rPr>
+          <w:rFonts w:ascii="TH Sarabun New" w:hAnsi="TH Sarabun New" w:eastAsia="TH Sarabun New"/>
+          <w:color w:val="000000"/>
+          <w:sz w:val="26"/>
+        </w:rPr>
+        <w:t>🌐 Client-Side App  |  🔥 Secure Firebase RTDB  |  📝 Web Crypto API</w:t>
+      </w:r>
+    </w:p>
     <w:tbl>
       <w:tblPr>
         <w:tblStyle w:val="TableGrid"/>
         <w:tblW w:type="auto" w:w="0"/>
         <w:jc w:val="center"/>
         <w:tblLook w:firstColumn="1" w:firstRow="1" w:lastColumn="0" w:lastRow="0" w:noHBand="0" w:noVBand="1" w:val="04A0"/>
+        <w:tblBorders>
+          <w:top w:val="single" w:sz="4" w:space="0" w:color="000000"/>
+          <w:left w:val="single" w:sz="4" w:space="0" w:color="000000"/>
+          <w:bottom w:val="single" w:sz="4" w:space="0" w:color="000000"/>
+          <w:right w:val="single" w:sz="4" w:space="0" w:color="000000"/>
+          <w:insideH w:val="single" w:sz="4" w:space="0" w:color="000000"/>
+          <w:insideV w:val="single" w:sz="4" w:space="0" w:color="000000"/>
+        </w:tblBorders>
       </w:tblPr>
       <w:tblGrid>
         <w:gridCol w:w="3024"/>
@@ -152,7 +83,6 @@
         <w:tc>
           <w:tcPr>
             <w:tcW w:type="dxa" w:w="3024"/>
-            <w:shd w:val="clear" w:color="auto" w:fill="D0E4F8"/>
           </w:tcPr>
           <w:p>
             <w:pPr>
@@ -163,8 +93,7 @@
               <w:rPr>
                 <w:rFonts w:ascii="TH Sarabun New" w:hAnsi="TH Sarabun New" w:eastAsia="TH Sarabun New"/>
                 <w:b/>
-                <w:i w:val="0"/>
-                <w:color w:val="1A2F4E"/>
+                <w:color w:val="000000"/>
                 <w:sz w:val="22"/>
               </w:rPr>
               <w:t>ชั้นความลับ</w:t>
@@ -178,8 +107,6 @@
             <w:r>
               <w:rPr>
                 <w:rFonts w:ascii="TH Sarabun New" w:hAnsi="TH Sarabun New" w:eastAsia="TH Sarabun New"/>
-                <w:b w:val="0"/>
-                <w:i w:val="0"/>
                 <w:color w:val="000000"/>
                 <w:sz w:val="22"/>
               </w:rPr>
@@ -190,7 +117,6 @@
         <w:tc>
           <w:tcPr>
             <w:tcW w:type="dxa" w:w="3024"/>
-            <w:shd w:val="clear" w:color="auto" w:fill="D4EDDA"/>
           </w:tcPr>
           <w:p>
             <w:pPr>
@@ -201,8 +127,7 @@
               <w:rPr>
                 <w:rFonts w:ascii="TH Sarabun New" w:hAnsi="TH Sarabun New" w:eastAsia="TH Sarabun New"/>
                 <w:b/>
-                <w:i w:val="0"/>
-                <w:color w:val="1A2F4E"/>
+                <w:color w:val="000000"/>
                 <w:sz w:val="22"/>
               </w:rPr>
               <w:t>เอกสารอ้างอิง</w:t>
@@ -216,8 +141,6 @@
             <w:r>
               <w:rPr>
                 <w:rFonts w:ascii="TH Sarabun New" w:hAnsi="TH Sarabun New" w:eastAsia="TH Sarabun New"/>
-                <w:b w:val="0"/>
-                <w:i w:val="0"/>
                 <w:color w:val="000000"/>
                 <w:sz w:val="22"/>
               </w:rPr>
@@ -228,7 +151,6 @@
         <w:tc>
           <w:tcPr>
             <w:tcW w:type="dxa" w:w="3024"/>
-            <w:shd w:val="clear" w:color="auto" w:fill="F4F6F9"/>
           </w:tcPr>
           <w:p>
             <w:pPr>
@@ -239,8 +161,7 @@
               <w:rPr>
                 <w:rFonts w:ascii="TH Sarabun New" w:hAnsi="TH Sarabun New" w:eastAsia="TH Sarabun New"/>
                 <w:b/>
-                <w:i w:val="0"/>
-                <w:color w:val="1A2F4E"/>
+                <w:color w:val="000000"/>
                 <w:sz w:val="22"/>
               </w:rPr>
               <w:t>รูปแบบ</w:t>
@@ -254,8 +175,6 @@
             <w:r>
               <w:rPr>
                 <w:rFonts w:ascii="TH Sarabun New" w:hAnsi="TH Sarabun New" w:eastAsia="TH Sarabun New"/>
-                <w:b w:val="0"/>
-                <w:i w:val="0"/>
                 <w:color w:val="000000"/>
                 <w:sz w:val="22"/>
               </w:rPr>
@@ -270,59 +189,38 @@
         <w:br w:type="page"/>
       </w:r>
     </w:p>
-    <w:tbl>
-      <w:tblPr>
-        <w:tblStyle w:val="TableGrid"/>
-        <w:tblW w:type="auto" w:w="0"/>
-        <w:jc w:val="center"/>
-        <w:tblLook w:firstColumn="1" w:firstRow="1" w:lastColumn="0" w:lastRow="0" w:noHBand="0" w:noVBand="1" w:val="04A0"/>
-      </w:tblPr>
-      <w:tblGrid>
-        <w:gridCol w:w="9072"/>
-      </w:tblGrid>
-      <w:tr>
-        <w:tc>
-          <w:tcPr>
-            <w:tcW w:type="dxa" w:w="9072"/>
-            <w:shd w:val="clear" w:color="auto" w:fill="1A2F4E"/>
-            <w:tcBorders>
-              <w:top w:val="single" w:sz="6" w:space="0" w:color="C89F2E"/>
-              <w:bottom w:val="single" w:sz="6" w:space="0" w:color="C89F2E"/>
-            </w:tcBorders>
-          </w:tcPr>
-          <w:p>
-            <w:pPr>
-              <w:spacing w:before="160" w:after="160"/>
-              <w:jc w:val="center"/>
-            </w:pPr>
-            <w:r>
-              <w:rPr>
-                <w:rFonts w:ascii="TH Sarabun New" w:hAnsi="TH Sarabun New" w:eastAsia="TH Sarabun New"/>
-                <w:b/>
-                <w:color w:val="FFFFFF"/>
-                <w:sz w:val="36"/>
-              </w:rPr>
-              <w:t>01  ภาพรวมระบบและสถาปัตยกรรม (System Architecture)</w:t>
-            </w:r>
-          </w:p>
-          <w:p>
-            <w:pPr>
-              <w:spacing w:before="0" w:after="80"/>
-              <w:jc w:val="center"/>
-            </w:pPr>
-            <w:r>
-              <w:rPr>
-                <w:rFonts w:ascii="TH Sarabun New" w:hAnsi="TH Sarabun New" w:eastAsia="TH Sarabun New"/>
-                <w:color w:val="D0D8E4"/>
-                <w:sz w:val="24"/>
-              </w:rPr>
-              <w:t>สถาปัตยกรรมทางเทคนิคและส่วนประกอบ</w:t>
-            </w:r>
-          </w:p>
-        </w:tc>
-      </w:tr>
-    </w:tbl>
-    <w:p/>
+    <w:p>
+      <w:pPr>
+        <w:keepNext/>
+        <w:spacing w:before="280" w:after="80"/>
+        <w:jc w:val="left"/>
+      </w:pPr>
+      <w:r>
+        <w:rPr>
+          <w:rFonts w:ascii="TH Sarabun New" w:hAnsi="TH Sarabun New" w:eastAsia="TH Sarabun New"/>
+          <w:b/>
+          <w:color w:val="000000"/>
+          <w:sz w:val="32"/>
+        </w:rPr>
+        <w:t>01. ภาพรวมระบบและสถาปัตยกรรม (System Architecture)</w:t>
+      </w:r>
+    </w:p>
+    <w:p>
+      <w:pPr>
+        <w:keepNext/>
+        <w:spacing w:before="0" w:after="120"/>
+        <w:jc w:val="left"/>
+      </w:pPr>
+      <w:r>
+        <w:rPr>
+          <w:rFonts w:ascii="TH Sarabun New" w:hAnsi="TH Sarabun New" w:eastAsia="TH Sarabun New"/>
+          <w:i/>
+          <w:color w:val="000000"/>
+          <w:sz w:val="26"/>
+        </w:rPr>
+        <w:t>(สถาปัตยกรรมทางเทคนิคและส่วนประกอบ)</w:t>
+      </w:r>
+    </w:p>
     <w:p>
       <w:pPr>
         <w:spacing w:before="0" w:after="240" w:line="276" w:lineRule="auto"/>
@@ -345,6 +243,14 @@
         <w:tblW w:type="auto" w:w="0"/>
         <w:jc w:val="center"/>
         <w:tblLook w:firstColumn="1" w:firstRow="1" w:lastColumn="0" w:lastRow="0" w:noHBand="0" w:noVBand="1" w:val="04A0"/>
+        <w:tblBorders>
+          <w:top w:val="single" w:sz="4" w:space="0" w:color="000000"/>
+          <w:left w:val="single" w:sz="4" w:space="0" w:color="000000"/>
+          <w:bottom w:val="single" w:sz="4" w:space="0" w:color="000000"/>
+          <w:right w:val="single" w:sz="4" w:space="0" w:color="000000"/>
+          <w:insideH w:val="single" w:sz="4" w:space="0" w:color="000000"/>
+          <w:insideV w:val="single" w:sz="4" w:space="0" w:color="000000"/>
+        </w:tblBorders>
       </w:tblPr>
       <w:tblGrid>
         <w:gridCol w:w="4536"/>
@@ -354,7 +260,6 @@
         <w:tc>
           <w:tcPr>
             <w:tcW w:type="dxa" w:w="4536"/>
-            <w:shd w:val="clear" w:color="auto" w:fill="1A2F4E"/>
           </w:tcPr>
           <w:p>
             <w:pPr>
@@ -366,7 +271,7 @@
                 <w:rFonts w:ascii="TH Sarabun New" w:hAnsi="TH Sarabun New" w:eastAsia="TH Sarabun New"/>
                 <w:b/>
                 <w:i w:val="0"/>
-                <w:color w:val="FFFFFF"/>
+                <w:color w:val="000000"/>
                 <w:sz w:val="24"/>
               </w:rPr>
               <w:t>🖥️  1. ส่วนแสดงผลเบราว์เซอร์ (Client Browser Layer)</w:t>
@@ -376,7 +281,6 @@
         <w:tc>
           <w:tcPr>
             <w:tcW w:type="dxa" w:w="4536"/>
-            <w:shd w:val="clear" w:color="auto" w:fill="F4F6F9"/>
           </w:tcPr>
           <w:p>
             <w:pPr>
@@ -399,7 +303,6 @@
         <w:tc>
           <w:tcPr>
             <w:tcW w:type="dxa" w:w="4536"/>
-            <w:shd w:val="clear" w:color="auto" w:fill="2D5A8E"/>
           </w:tcPr>
           <w:p>
             <w:pPr>
@@ -411,7 +314,7 @@
                 <w:rFonts w:ascii="TH Sarabun New" w:hAnsi="TH Sarabun New" w:eastAsia="TH Sarabun New"/>
                 <w:b/>
                 <w:i w:val="0"/>
-                <w:color w:val="FFFFFF"/>
+                <w:color w:val="000000"/>
                 <w:sz w:val="24"/>
               </w:rPr>
               <w:t>🔥  2. ฐานข้อมูลคลาวด์เรียลไทม์ (Firebase Realtime Database Layer)</w:t>
@@ -421,7 +324,6 @@
         <w:tc>
           <w:tcPr>
             <w:tcW w:type="dxa" w:w="4536"/>
-            <w:shd w:val="clear" w:color="auto" w:fill="F4F6F9"/>
           </w:tcPr>
           <w:p>
             <w:pPr>
@@ -444,7 +346,6 @@
         <w:tc>
           <w:tcPr>
             <w:tcW w:type="dxa" w:w="4536"/>
-            <w:shd w:val="clear" w:color="auto" w:fill="1A2F4E"/>
           </w:tcPr>
           <w:p>
             <w:pPr>
@@ -456,7 +357,7 @@
                 <w:rFonts w:ascii="TH Sarabun New" w:hAnsi="TH Sarabun New" w:eastAsia="TH Sarabun New"/>
                 <w:b/>
                 <w:i w:val="0"/>
-                <w:color w:val="FFFFFF"/>
+                <w:color w:val="000000"/>
                 <w:sz w:val="24"/>
               </w:rPr>
               <w:t>📦  3. ส่วนจัดเก็บโค้ดและสำรองข้อมูลดิบ (GitHub Repository Layer)</w:t>
@@ -466,7 +367,6 @@
         <w:tc>
           <w:tcPr>
             <w:tcW w:type="dxa" w:w="4536"/>
-            <w:shd w:val="clear" w:color="auto" w:fill="F4F6F9"/>
           </w:tcPr>
           <w:p>
             <w:pPr>
@@ -491,65 +391,52 @@
         <w:br w:type="page"/>
       </w:r>
     </w:p>
+    <w:p>
+      <w:pPr>
+        <w:keepNext/>
+        <w:spacing w:before="280" w:after="80"/>
+        <w:jc w:val="left"/>
+      </w:pPr>
+      <w:r>
+        <w:rPr>
+          <w:rFonts w:ascii="TH Sarabun New" w:hAnsi="TH Sarabun New" w:eastAsia="TH Sarabun New"/>
+          <w:b/>
+          <w:color w:val="000000"/>
+          <w:sz w:val="32"/>
+        </w:rPr>
+        <w:t>02. ขั้นตอนและกระบวนการเขียนโปรแกรม (Development Phase)</w:t>
+      </w:r>
+    </w:p>
+    <w:p>
+      <w:pPr>
+        <w:keepNext/>
+        <w:spacing w:before="0" w:after="120"/>
+        <w:jc w:val="left"/>
+      </w:pPr>
+      <w:r>
+        <w:rPr>
+          <w:rFonts w:ascii="TH Sarabun New" w:hAnsi="TH Sarabun New" w:eastAsia="TH Sarabun New"/>
+          <w:i/>
+          <w:color w:val="000000"/>
+          <w:sz w:val="26"/>
+        </w:rPr>
+        <w:t>(ลำดับขั้นตอนขั้นตอนการสร้างระบบตารางสอน)</w:t>
+      </w:r>
+    </w:p>
     <w:tbl>
       <w:tblPr>
         <w:tblStyle w:val="TableGrid"/>
         <w:tblW w:type="auto" w:w="0"/>
         <w:jc w:val="center"/>
         <w:tblLook w:firstColumn="1" w:firstRow="1" w:lastColumn="0" w:lastRow="0" w:noHBand="0" w:noVBand="1" w:val="04A0"/>
-      </w:tblPr>
-      <w:tblGrid>
-        <w:gridCol w:w="9072"/>
-      </w:tblGrid>
-      <w:tr>
-        <w:tc>
-          <w:tcPr>
-            <w:tcW w:type="dxa" w:w="9072"/>
-            <w:shd w:val="clear" w:color="auto" w:fill="1A2F4E"/>
-            <w:tcBorders>
-              <w:top w:val="single" w:sz="6" w:space="0" w:color="C89F2E"/>
-              <w:bottom w:val="single" w:sz="6" w:space="0" w:color="C89F2E"/>
-            </w:tcBorders>
-          </w:tcPr>
-          <w:p>
-            <w:pPr>
-              <w:spacing w:before="160" w:after="160"/>
-              <w:jc w:val="center"/>
-            </w:pPr>
-            <w:r>
-              <w:rPr>
-                <w:rFonts w:ascii="TH Sarabun New" w:hAnsi="TH Sarabun New" w:eastAsia="TH Sarabun New"/>
-                <w:b/>
-                <w:color w:val="FFFFFF"/>
-                <w:sz w:val="36"/>
-              </w:rPr>
-              <w:t>02  ขั้นตอนและกระบวนการเขียนโปรแกรม (Development Phase)</w:t>
-            </w:r>
-          </w:p>
-          <w:p>
-            <w:pPr>
-              <w:spacing w:before="0" w:after="80"/>
-              <w:jc w:val="center"/>
-            </w:pPr>
-            <w:r>
-              <w:rPr>
-                <w:rFonts w:ascii="TH Sarabun New" w:hAnsi="TH Sarabun New" w:eastAsia="TH Sarabun New"/>
-                <w:color w:val="D0D8E4"/>
-                <w:sz w:val="24"/>
-              </w:rPr>
-              <w:t>ลำดับขั้นตอนขั้นตอนการสร้างระบบตารางสอน</w:t>
-            </w:r>
-          </w:p>
-        </w:tc>
-      </w:tr>
-    </w:tbl>
-    <w:p/>
-    <w:tbl>
-      <w:tblPr>
-        <w:tblStyle w:val="TableGrid"/>
-        <w:tblW w:type="auto" w:w="0"/>
-        <w:jc w:val="center"/>
-        <w:tblLook w:firstColumn="1" w:firstRow="1" w:lastColumn="0" w:lastRow="0" w:noHBand="0" w:noVBand="1" w:val="04A0"/>
+        <w:tblBorders>
+          <w:top w:val="single" w:sz="4" w:space="0" w:color="000000"/>
+          <w:left w:val="single" w:sz="4" w:space="0" w:color="000000"/>
+          <w:bottom w:val="single" w:sz="4" w:space="0" w:color="000000"/>
+          <w:right w:val="single" w:sz="4" w:space="0" w:color="000000"/>
+          <w:insideH w:val="single" w:sz="4" w:space="0" w:color="000000"/>
+          <w:insideV w:val="single" w:sz="4" w:space="0" w:color="000000"/>
+        </w:tblBorders>
       </w:tblPr>
       <w:tblGrid>
         <w:gridCol w:w="3024"/>
@@ -560,7 +447,6 @@
         <w:tc>
           <w:tcPr>
             <w:tcW w:type="dxa" w:w="3024"/>
-            <w:shd w:val="clear" w:color="auto" w:fill="C89F2E"/>
           </w:tcPr>
           <w:p>
             <w:pPr>
@@ -572,7 +458,7 @@
                 <w:rFonts w:ascii="TH Sarabun New" w:hAnsi="TH Sarabun New" w:eastAsia="TH Sarabun New"/>
                 <w:b/>
                 <w:i w:val="0"/>
-                <w:color w:val="FFFFFF"/>
+                <w:color w:val="000000"/>
                 <w:sz w:val="24"/>
               </w:rPr>
               <w:t>ขั้นตอนที่ 1</w:t>
@@ -582,7 +468,6 @@
         <w:tc>
           <w:tcPr>
             <w:tcW w:type="dxa" w:w="3024"/>
-            <w:shd w:val="clear" w:color="auto" w:fill="F4F6F9"/>
           </w:tcPr>
           <w:p>
             <w:pPr>
@@ -593,7 +478,7 @@
                 <w:rFonts w:ascii="TH Sarabun New" w:hAnsi="TH Sarabun New" w:eastAsia="TH Sarabun New"/>
                 <w:b/>
                 <w:i w:val="0"/>
-                <w:color w:val="1A2F4E"/>
+                <w:color w:val="000000"/>
                 <w:sz w:val="24"/>
               </w:rPr>
               <w:t>ออกแบบโครงสร้างสไตล์ชีตและ UI (CSS Grid &amp; Flexbox Layout)</w:t>
@@ -603,7 +488,6 @@
         <w:tc>
           <w:tcPr>
             <w:tcW w:type="dxa" w:w="3024"/>
-            <w:shd w:val="clear" w:color="auto" w:fill="F4F6F9"/>
           </w:tcPr>
           <w:p>
             <w:pPr>
@@ -626,7 +510,6 @@
         <w:tc>
           <w:tcPr>
             <w:tcW w:type="dxa" w:w="3024"/>
-            <w:shd w:val="clear" w:color="auto" w:fill="C89F2E"/>
           </w:tcPr>
           <w:p>
             <w:pPr>
@@ -638,7 +521,7 @@
                 <w:rFonts w:ascii="TH Sarabun New" w:hAnsi="TH Sarabun New" w:eastAsia="TH Sarabun New"/>
                 <w:b/>
                 <w:i w:val="0"/>
-                <w:color w:val="FFFFFF"/>
+                <w:color w:val="000000"/>
                 <w:sz w:val="24"/>
               </w:rPr>
               <w:t>ขั้นตอนที่ 2</w:t>
@@ -648,7 +531,6 @@
         <w:tc>
           <w:tcPr>
             <w:tcW w:type="dxa" w:w="3024"/>
-            <w:shd w:val="clear" w:color="auto" w:fill="FFFFFF"/>
           </w:tcPr>
           <w:p>
             <w:pPr>
@@ -659,7 +541,7 @@
                 <w:rFonts w:ascii="TH Sarabun New" w:hAnsi="TH Sarabun New" w:eastAsia="TH Sarabun New"/>
                 <w:b/>
                 <w:i w:val="0"/>
-                <w:color w:val="1A2F4E"/>
+                <w:color w:val="000000"/>
                 <w:sz w:val="24"/>
               </w:rPr>
               <w:t>จำลองฐานข้อมูลเว็บและ API ภายในเบราว์เซอร์ (Virtual localApi &amp; LocalStorage)</w:t>
@@ -669,7 +551,6 @@
         <w:tc>
           <w:tcPr>
             <w:tcW w:type="dxa" w:w="3024"/>
-            <w:shd w:val="clear" w:color="auto" w:fill="FFFFFF"/>
           </w:tcPr>
           <w:p>
             <w:pPr>
@@ -692,7 +573,6 @@
         <w:tc>
           <w:tcPr>
             <w:tcW w:type="dxa" w:w="3024"/>
-            <w:shd w:val="clear" w:color="auto" w:fill="C89F2E"/>
           </w:tcPr>
           <w:p>
             <w:pPr>
@@ -704,7 +584,7 @@
                 <w:rFonts w:ascii="TH Sarabun New" w:hAnsi="TH Sarabun New" w:eastAsia="TH Sarabun New"/>
                 <w:b/>
                 <w:i w:val="0"/>
-                <w:color w:val="FFFFFF"/>
+                <w:color w:val="000000"/>
                 <w:sz w:val="24"/>
               </w:rPr>
               <w:t>ขั้นตอนที่ 3</w:t>
@@ -714,7 +594,6 @@
         <w:tc>
           <w:tcPr>
             <w:tcW w:type="dxa" w:w="3024"/>
-            <w:shd w:val="clear" w:color="auto" w:fill="F4F6F9"/>
           </w:tcPr>
           <w:p>
             <w:pPr>
@@ -725,7 +604,7 @@
                 <w:rFonts w:ascii="TH Sarabun New" w:hAnsi="TH Sarabun New" w:eastAsia="TH Sarabun New"/>
                 <w:b/>
                 <w:i w:val="0"/>
-                <w:color w:val="1A2F4E"/>
+                <w:color w:val="000000"/>
                 <w:sz w:val="24"/>
               </w:rPr>
               <w:t>พัฒนาฟังก์ชันซิงค์เชื่อมต่อฐานข้อมูลคลาวด์ (Firebase Sync &amp; SSE Integration)</w:t>
@@ -735,7 +614,6 @@
         <w:tc>
           <w:tcPr>
             <w:tcW w:type="dxa" w:w="3024"/>
-            <w:shd w:val="clear" w:color="auto" w:fill="F4F6F9"/>
           </w:tcPr>
           <w:p>
             <w:pPr>
@@ -758,7 +636,6 @@
         <w:tc>
           <w:tcPr>
             <w:tcW w:type="dxa" w:w="3024"/>
-            <w:shd w:val="clear" w:color="auto" w:fill="C89F2E"/>
           </w:tcPr>
           <w:p>
             <w:pPr>
@@ -770,7 +647,7 @@
                 <w:rFonts w:ascii="TH Sarabun New" w:hAnsi="TH Sarabun New" w:eastAsia="TH Sarabun New"/>
                 <w:b/>
                 <w:i w:val="0"/>
-                <w:color w:val="FFFFFF"/>
+                <w:color w:val="000000"/>
                 <w:sz w:val="24"/>
               </w:rPr>
               <w:t>ขั้นตอนที่ 4</w:t>
@@ -780,7 +657,6 @@
         <w:tc>
           <w:tcPr>
             <w:tcW w:type="dxa" w:w="3024"/>
-            <w:shd w:val="clear" w:color="auto" w:fill="FFFFFF"/>
           </w:tcPr>
           <w:p>
             <w:pPr>
@@ -791,7 +667,7 @@
                 <w:rFonts w:ascii="TH Sarabun New" w:hAnsi="TH Sarabun New" w:eastAsia="TH Sarabun New"/>
                 <w:b/>
                 <w:i w:val="0"/>
-                <w:color w:val="1A2F4E"/>
+                <w:color w:val="000000"/>
                 <w:sz w:val="24"/>
               </w:rPr>
               <w:t>สร้างระบบสำรองข้อมูลและเชื่อมต่อ GitHub (GitHub API Integration)</w:t>
@@ -801,7 +677,6 @@
         <w:tc>
           <w:tcPr>
             <w:tcW w:type="dxa" w:w="3024"/>
-            <w:shd w:val="clear" w:color="auto" w:fill="FFFFFF"/>
           </w:tcPr>
           <w:p>
             <w:pPr>
@@ -824,7 +699,6 @@
         <w:tc>
           <w:tcPr>
             <w:tcW w:type="dxa" w:w="3024"/>
-            <w:shd w:val="clear" w:color="auto" w:fill="C89F2E"/>
           </w:tcPr>
           <w:p>
             <w:pPr>
@@ -836,7 +710,7 @@
                 <w:rFonts w:ascii="TH Sarabun New" w:hAnsi="TH Sarabun New" w:eastAsia="TH Sarabun New"/>
                 <w:b/>
                 <w:i w:val="0"/>
-                <w:color w:val="FFFFFF"/>
+                <w:color w:val="000000"/>
                 <w:sz w:val="24"/>
               </w:rPr>
               <w:t>ขั้นตอนที่ 5</w:t>
@@ -846,7 +720,6 @@
         <w:tc>
           <w:tcPr>
             <w:tcW w:type="dxa" w:w="3024"/>
-            <w:shd w:val="clear" w:color="auto" w:fill="F4F6F9"/>
           </w:tcPr>
           <w:p>
             <w:pPr>
@@ -857,7 +730,7 @@
                 <w:rFonts w:ascii="TH Sarabun New" w:hAnsi="TH Sarabun New" w:eastAsia="TH Sarabun New"/>
                 <w:b/>
                 <w:i w:val="0"/>
-                <w:color w:val="1A2F4E"/>
+                <w:color w:val="000000"/>
                 <w:sz w:val="24"/>
               </w:rPr>
               <w:t>จัดระบบควบคุมสิทธิ์และประวัติการทำงาน (Role-Based Access &amp; Log System)</w:t>
@@ -867,7 +740,6 @@
         <w:tc>
           <w:tcPr>
             <w:tcW w:type="dxa" w:w="3024"/>
-            <w:shd w:val="clear" w:color="auto" w:fill="F4F6F9"/>
           </w:tcPr>
           <w:p>
             <w:pPr>
@@ -890,7 +762,6 @@
         <w:tc>
           <w:tcPr>
             <w:tcW w:type="dxa" w:w="3024"/>
-            <w:shd w:val="clear" w:color="auto" w:fill="C89F2E"/>
           </w:tcPr>
           <w:p>
             <w:pPr>
@@ -902,7 +773,7 @@
                 <w:rFonts w:ascii="TH Sarabun New" w:hAnsi="TH Sarabun New" w:eastAsia="TH Sarabun New"/>
                 <w:b/>
                 <w:i w:val="0"/>
-                <w:color w:val="FFFFFF"/>
+                <w:color w:val="000000"/>
                 <w:sz w:val="24"/>
               </w:rPr>
               <w:t>ขั้นตอนที่ 6</w:t>
@@ -912,7 +783,6 @@
         <w:tc>
           <w:tcPr>
             <w:tcW w:type="dxa" w:w="3024"/>
-            <w:shd w:val="clear" w:color="auto" w:fill="FFFFFF"/>
           </w:tcPr>
           <w:p>
             <w:pPr>
@@ -923,7 +793,7 @@
                 <w:rFonts w:ascii="TH Sarabun New" w:hAnsi="TH Sarabun New" w:eastAsia="TH Sarabun New"/>
                 <w:b/>
                 <w:i w:val="0"/>
-                <w:color w:val="1A2F4E"/>
+                <w:color w:val="000000"/>
                 <w:sz w:val="24"/>
               </w:rPr>
               <w:t>ยกระดับความปลอดภัยระบบรหัสผ่านและคีย์ (SHA-256 Crypto &amp; Security Token)</w:t>
@@ -933,7 +803,6 @@
         <w:tc>
           <w:tcPr>
             <w:tcW w:type="dxa" w:w="3024"/>
-            <w:shd w:val="clear" w:color="auto" w:fill="FFFFFF"/>
           </w:tcPr>
           <w:p>
             <w:pPr>
@@ -958,59 +827,38 @@
         <w:br w:type="page"/>
       </w:r>
     </w:p>
-    <w:tbl>
-      <w:tblPr>
-        <w:tblStyle w:val="TableGrid"/>
-        <w:tblW w:type="auto" w:w="0"/>
-        <w:jc w:val="center"/>
-        <w:tblLook w:firstColumn="1" w:firstRow="1" w:lastColumn="0" w:lastRow="0" w:noHBand="0" w:noVBand="1" w:val="04A0"/>
-      </w:tblPr>
-      <w:tblGrid>
-        <w:gridCol w:w="9072"/>
-      </w:tblGrid>
-      <w:tr>
-        <w:tc>
-          <w:tcPr>
-            <w:tcW w:type="dxa" w:w="9072"/>
-            <w:shd w:val="clear" w:color="auto" w:fill="1A2F4E"/>
-            <w:tcBorders>
-              <w:top w:val="single" w:sz="6" w:space="0" w:color="C89F2E"/>
-              <w:bottom w:val="single" w:sz="6" w:space="0" w:color="C89F2E"/>
-            </w:tcBorders>
-          </w:tcPr>
-          <w:p>
-            <w:pPr>
-              <w:spacing w:before="160" w:after="160"/>
-              <w:jc w:val="center"/>
-            </w:pPr>
-            <w:r>
-              <w:rPr>
-                <w:rFonts w:ascii="TH Sarabun New" w:hAnsi="TH Sarabun New" w:eastAsia="TH Sarabun New"/>
-                <w:b/>
-                <w:color w:val="FFFFFF"/>
-                <w:sz w:val="36"/>
-              </w:rPr>
-              <w:t>03  รายละเอียดโค้ดและระบบความปลอดภัย (Security Implementations)</w:t>
-            </w:r>
-          </w:p>
-          <w:p>
-            <w:pPr>
-              <w:spacing w:before="0" w:after="80"/>
-              <w:jc w:val="center"/>
-            </w:pPr>
-            <w:r>
-              <w:rPr>
-                <w:rFonts w:ascii="TH Sarabun New" w:hAnsi="TH Sarabun New" w:eastAsia="TH Sarabun New"/>
-                <w:color w:val="D0D8E4"/>
-                <w:sz w:val="24"/>
-              </w:rPr>
-              <w:t>ความปลอดภัยระดับรหัสผ่านและช่องทางการเชื่อมโยงข้อมูล</w:t>
-            </w:r>
-          </w:p>
-        </w:tc>
-      </w:tr>
-    </w:tbl>
-    <w:p/>
+    <w:p>
+      <w:pPr>
+        <w:keepNext/>
+        <w:spacing w:before="280" w:after="80"/>
+        <w:jc w:val="left"/>
+      </w:pPr>
+      <w:r>
+        <w:rPr>
+          <w:rFonts w:ascii="TH Sarabun New" w:hAnsi="TH Sarabun New" w:eastAsia="TH Sarabun New"/>
+          <w:b/>
+          <w:color w:val="000000"/>
+          <w:sz w:val="32"/>
+        </w:rPr>
+        <w:t>03. รายละเอียดโค้ดและระบบความปลอดภัย (Security Implementations)</w:t>
+      </w:r>
+    </w:p>
+    <w:p>
+      <w:pPr>
+        <w:keepNext/>
+        <w:spacing w:before="0" w:after="120"/>
+        <w:jc w:val="left"/>
+      </w:pPr>
+      <w:r>
+        <w:rPr>
+          <w:rFonts w:ascii="TH Sarabun New" w:hAnsi="TH Sarabun New" w:eastAsia="TH Sarabun New"/>
+          <w:i/>
+          <w:color w:val="000000"/>
+          <w:sz w:val="26"/>
+        </w:rPr>
+        <w:t>(ความปลอดภัยระดับรหัสผ่านและช่องทางการเชื่อมโยงข้อมูล)</w:t>
+      </w:r>
+    </w:p>
     <w:p>
       <w:pPr>
         <w:spacing w:before="120" w:after="120" w:line="276" w:lineRule="auto"/>
@@ -1021,7 +869,7 @@
           <w:rFonts w:ascii="TH Sarabun New" w:hAnsi="TH Sarabun New" w:eastAsia="TH Sarabun New"/>
           <w:b/>
           <w:i w:val="0"/>
-          <w:color w:val="1A2F4E"/>
+          <w:color w:val="000000"/>
           <w:sz w:val="30"/>
         </w:rPr>
         <w:t>✦  1. การเข้ารหัสด้วยมาตรฐาน SHA-256 Hashing</w:t>
@@ -1049,6 +897,14 @@
         <w:tblW w:type="auto" w:w="0"/>
         <w:jc w:val="center"/>
         <w:tblLook w:firstColumn="1" w:firstRow="1" w:lastColumn="0" w:lastRow="0" w:noHBand="0" w:noVBand="1" w:val="04A0"/>
+        <w:tblBorders>
+          <w:top w:val="single" w:sz="4" w:space="0" w:color="000000"/>
+          <w:left w:val="single" w:sz="4" w:space="0" w:color="000000"/>
+          <w:bottom w:val="single" w:sz="4" w:space="0" w:color="000000"/>
+          <w:right w:val="single" w:sz="4" w:space="0" w:color="000000"/>
+          <w:insideH w:val="single" w:sz="4" w:space="0" w:color="000000"/>
+          <w:insideV w:val="single" w:sz="4" w:space="0" w:color="000000"/>
+        </w:tblBorders>
       </w:tblPr>
       <w:tblGrid>
         <w:gridCol w:w="9072"/>
@@ -1057,10 +913,6 @@
         <w:tc>
           <w:tcPr>
             <w:tcW w:type="dxa" w:w="9072"/>
-            <w:shd w:val="clear" w:color="auto" w:fill="F4F6F9"/>
-            <w:tcBorders>
-              <w:left w:val="single" w:sz="12" w:space="0" w:color="2D5A8E"/>
-            </w:tcBorders>
           </w:tcPr>
           <w:p>
             <w:pPr>
@@ -1101,7 +953,7 @@
           <w:rFonts w:ascii="TH Sarabun New" w:hAnsi="TH Sarabun New" w:eastAsia="TH Sarabun New"/>
           <w:b/>
           <w:i w:val="0"/>
-          <w:color w:val="1A2F4E"/>
+          <w:color w:val="000000"/>
           <w:sz w:val="30"/>
         </w:rPr>
         <w:t>✦  2. ระบบปรับปรุงรหัสผ่านรุ่นเก่าอัตโนมัติ (Credentials Auto-Upgrade)</w:t>
@@ -1137,7 +989,7 @@
           <w:rFonts w:ascii="TH Sarabun New" w:hAnsi="TH Sarabun New" w:eastAsia="TH Sarabun New"/>
           <w:b/>
           <w:i w:val="0"/>
-          <w:color w:val="1A2F4E"/>
+          <w:color w:val="000000"/>
           <w:sz w:val="30"/>
         </w:rPr>
         <w:t>✦  3. การควบคุมสิทธิ์ฐานข้อมูล Firebase ด้วย Token/Secret</w:t>

--- a/docs/detailed_programming_process.docx
+++ b/docs/detailed_programming_process.docx
@@ -224,7 +224,7 @@
     <w:p>
       <w:pPr>
         <w:spacing w:before="0" w:after="240" w:line="276" w:lineRule="auto"/>
-        <w:jc w:val="left"/>
+        <w:jc w:val="both"/>
       </w:pPr>
       <w:r>
         <w:rPr>
@@ -234,7 +234,7 @@
           <w:color w:val="000000"/>
           <w:sz w:val="28"/>
         </w:rPr>
-        <w:t>การพัฒนาเว็บแอปพลิเคชันระบบตารางสอนประจำสัปดาห์ (Weekly Timetable System) ได้รับการออกแบบตามแนวทาง Single Page Application (SPA) ซึ่งระบบการแสดงผล ส่วนควบคุมหน้าจอ และการประมวลผลถูกเขียนไว้ร่วมกันในไฟล์ timetable_military.html เพียงไฟล์เดียว ทำให้สามารถเปิดรันได้รวดเร็ว ดึงข้อมูลได้ฉับไว และรองรับการทำ Cache ออฟไลน์ผ่าน LocalStorage ในเครื่องผู้ใช้ โดยมีสถาปัตยกรรมแบ่งเป็น 3 ชั้น ดังนี้:</w:t>
+        <w:t>การพัฒนา​เว็บ​แอปพลิเคชัน​ระบบ​ตารางสอน​ประจำสัปดาห์ (Weekly Timetable System) ได้รับ​การ​ออกแบบ​ตาม​แนวทาง Single Page Application (SPA) ซึ่ง​ระบบ​การ​แสดงผล ส่วนควบคุม​หน้าจอ และ​การประมวลผล​ถูก​เขียน​ไว้​ร่วมกัน​ใน​ไฟล์ timetable​_military.html เพียง​ไฟล์​เดียว ทำให้​สามารถ​เปิด​รัน​ได้​รวดเร็ว ดึง​ข้อมูล​ได้​ฉับไว และ​รองรับ​การ​ทำ Cache ออฟไลน์​ผ่าน LocalStorage ใน​เครื่อง​ผู้ใช้ โดย​มี​สถาปัตยกรรม​แบ่ง​เป็น 3 ชั้น ดังนี้:</w:t>
       </w:r>
     </w:p>
     <w:tbl>
@@ -274,7 +274,7 @@
                 <w:color w:val="000000"/>
                 <w:sz w:val="24"/>
               </w:rPr>
-              <w:t>🖥️  1. ส่วนแสดงผลเบราว์เซอร์ (Client Browser Layer)</w:t>
+              <w:t>🖥️  1. ส่วน​แสดงผล​เบราว์เซอร์ (Client Browser Layer)</w:t>
             </w:r>
           </w:p>
         </w:tc>
@@ -294,7 +294,7 @@
                 <w:color w:val="000000"/>
                 <w:sz w:val="24"/>
               </w:rPr>
-              <w:t>ขับเคลื่อนด้วย JavaScript/HTML/CSS ทั้งหมด ทำงานร่วมกันแบบ Virtual Database Controller โดยมีอ็อบเจ็กต์ state คอยจัดการและเรนเดอร์เนื้อหาผ่านฟังก์ชันหลักเช่น renderScheduleView() และ renderSettingsView() ร่วมกับการจัดเก็บข้อมูลสำรองไว้ที่ LocalStorage ในรูปของ JSON เพื่อให้ผู้ใช้งานเข้าถึงข้อมูลได้อย่างรวดเร็วแม้การเชื่อมต่อชั่วคราวติดขัด</w:t>
+              <w:t>ขับเคลื่อนด้วย JavaScript​/HTML/CSS ทั้งหมด ทำงาน​ร่วมกัน​แบบ Virtual Database Controller โดย​มี​อ็อบเจ็กต์ state คอย​จัดการ​และ​เรนเดอร์​เนื้อหา​ผ่าน​ฟังก์ชัน​หลัก​เช่น renderScheduleView​() และ renderSettingsView​() ร่วมกับ​การ​จัดเก็บ​ข้อมูล​สำรอง​ไว้​ที่ LocalStorage ใน​รูป​ของ JSON เพื่อให้​ผู้ใช้งาน​เข้าถึง​ข้อมูล​ได้​อย่าง​รวดเร็ว​แม้​การ​เชื่อมต่อ​ชั่วคราว​ติดขัด</w:t>
             </w:r>
           </w:p>
         </w:tc>
@@ -317,7 +317,7 @@
                 <w:color w:val="000000"/>
                 <w:sz w:val="24"/>
               </w:rPr>
-              <w:t>🔥  2. ฐานข้อมูลคลาวด์เรียลไทม์ (Firebase Realtime Database Layer)</w:t>
+              <w:t>🔥  2. ฐานข้อมูล​คลาวด์​เรียลไทม์ (Firebase Realtime Database Layer)</w:t>
             </w:r>
           </w:p>
         </w:tc>
@@ -337,7 +337,7 @@
                 <w:color w:val="000000"/>
                 <w:sz w:val="24"/>
               </w:rPr>
-              <w:t>ทำหน้าที่เป็นฐานข้อมูลหลัก (Central Cloud DB) ผ่านบริการ Google Firebase Realtime Database ซึ่งทำงานเป็น JSON database ไร้เซิร์ฟเวอร์ส่วนกลางของหน่วยงาน ติดต่อผ่าน HTTPS REST API (สำหรับเขียน/อ่านรายจุด) และการสตรีมเหตุการณ์ SSE (Server-Sent Events) ผ่านคลาส EventSource ใน JavaScript เพื่อให้เกิดการซิงค์ตารางแบบทันทีทันใด (Real-Time Sync)</w:t>
+              <w:t>ทำหน้าที่​เป็น​ฐานข้อมูล​หลัก (Central Cloud DB) ผ่าน​บริการ Google Firebase Realtime Database ซึ่ง​ทำงาน​เป็น JSON database ไร้​เซิร์ฟเวอร์​ส่วนกลาง​ของ​หน่วยงาน ติดต่อ​ผ่าน HTTPS REST API (สำหรับ​เขียน/อ่าน​ราย​จุด) และ​การ​สตรีม​เหตุการณ์ SSE (Server-Sent Events) ผ่าน​คลาส EventSource ใน JavaScript เพื่อให้​เกิด​การ​ซิงค์​ตาราง​แบบ​ทันทีทันใด (Real-Time Sync)</w:t>
             </w:r>
           </w:p>
         </w:tc>
@@ -360,7 +360,7 @@
                 <w:color w:val="000000"/>
                 <w:sz w:val="24"/>
               </w:rPr>
-              <w:t>📦  3. ส่วนจัดเก็บโค้ดและสำรองข้อมูลดิบ (GitHub Repository Layer)</w:t>
+              <w:t>📦  3. ส่วน​จัดเก็บ​โค้ด​และ​สำรอง​ข้อมูลดิบ (GitHub Repository Layer)</w:t>
             </w:r>
           </w:p>
         </w:tc>
@@ -380,7 +380,7 @@
                 <w:color w:val="000000"/>
                 <w:sz w:val="24"/>
               </w:rPr>
-              <w:t>โฮสต์ไฟล์หน้าเว็บผ่าน GitHub Pages เพื่อเปิดบริการลิงก์สาธารณะ นอกจากนี้ สำหรับสิทธิ์ Super Admin ระบบจะซิงค์ถ่ายโอนข้อมูล snapshot ล่าสุดของตารางสอนในรูปแบบ data.json บันทึกเก็บเป็น Git commit อัตโนมัติ เพื่อใช้เป็นระบบกู้คืนข้อมูลสำรอง (Backup &amp; Restore Fallback) ในกรณีที่ฐานข้อมูลคลาวด์เกิดข้อผิดพลาด</w:t>
+              <w:t>โฮสต์​ไฟล์​หน้า​เว็บ​ผ่าน GitHub Pages เพื่อ​เปิด​บริการ​ลิงก์​สาธารณะ นอกจากนี้ สำหรับ​สิทธิ์ Super Admin ระบบ​จะ​ซิงค์​ถ่ายโอน​ข้อมูล snapshot ล่าสุด​ของ​ตารางสอน​ใน​รูปแบบ data​.json บันทึก​เก็บ​เป็น Git commit อัตโนมัติ เพื่อ​ใช้​เป็นระบบ​กู้​คืน​ข้อมูล​สำรอง (Backup &amp; Restore Fallback) ในกรณีที่​ฐานข้อมูล​คลาวด์​เกิด​ข้อผิดพลาด</w:t>
             </w:r>
           </w:p>
         </w:tc>
@@ -461,7 +461,7 @@
                 <w:color w:val="000000"/>
                 <w:sz w:val="24"/>
               </w:rPr>
-              <w:t>ขั้นตอนที่ 1</w:t>
+              <w:t>ขั้น​ตอนที่ 1</w:t>
             </w:r>
           </w:p>
         </w:tc>
@@ -481,7 +481,7 @@
                 <w:color w:val="000000"/>
                 <w:sz w:val="24"/>
               </w:rPr>
-              <w:t>ออกแบบโครงสร้างสไตล์ชีตและ UI (CSS Grid &amp; Flexbox Layout)</w:t>
+              <w:t>ออกแบบ​โครงสร้าง​สไตล์​ชีต​และ UI (CSS Grid &amp; Flexbox Layout)</w:t>
             </w:r>
           </w:p>
         </w:tc>
@@ -501,7 +501,7 @@
                 <w:color w:val="000000"/>
                 <w:sz w:val="22"/>
               </w:rPr>
-              <w:t>สร้างรากฐานสไตล์ชีตโดยไม่พึ่งพา CSS Framework จากภายนอก เพื่อให้โค้ดโหลดเร็วที่สุด จัดวาง Grid เค้าโครงตารางเรียนให้เป็นระเบียบ รองรับ Media Queries สำหรับการเข้าใช้งานผ่านอุปกรณ์พกพา และสนับสนุน Dark/Light Theme</w:t>
+              <w:t>สร้าง​รากฐาน​สไตล์​ชีต​โดย​ไม่​พึ่งพา CSS Framework จาก​ภายนอก เพื่อให้​โค้ด​โหลด​เร็ว​ที่สุด จัดวาง Grid เค้าโครง​ตารางเรียน​ให้​เป็นระเบียบ รองรับ Media Queries สำหรับ​การ​เข้า​ใช้งาน​ผ่าน​อุปกรณ์พกพา และ​สนับสนุน Dark​/Light Theme</w:t>
             </w:r>
           </w:p>
         </w:tc>
@@ -524,7 +524,7 @@
                 <w:color w:val="000000"/>
                 <w:sz w:val="24"/>
               </w:rPr>
-              <w:t>ขั้นตอนที่ 2</w:t>
+              <w:t>ขั้น​ตอนที่ 2</w:t>
             </w:r>
           </w:p>
         </w:tc>
@@ -544,7 +544,7 @@
                 <w:color w:val="000000"/>
                 <w:sz w:val="24"/>
               </w:rPr>
-              <w:t>จำลองฐานข้อมูลเว็บและ API ภายในเบราว์เซอร์ (Virtual localApi &amp; LocalStorage)</w:t>
+              <w:t>จำลอง​ฐานข้อมูล​เว็บ​และ API ภายใน​เบราว์เซอร์ (Virtual localApi &amp; LocalStorage)</w:t>
             </w:r>
           </w:p>
         </w:tc>
@@ -564,7 +564,7 @@
                 <w:color w:val="000000"/>
                 <w:sz w:val="22"/>
               </w:rPr>
-              <w:t>พัฒนาฟังก์ชัน localApi(method, path, body) คอยจำลองตัวจัดการ API และเขียนโครงสร้างจัดเก็บข้อมูลตารางสอน, รายชื่อครู และวิชาลงสู่ LocalStorage ในบราวเซอร์ เพื่อเอื้อประโยชน์ให้โปรแกรมทำงานออฟไลน์ได้</w:t>
+              <w:t>พัฒนา​ฟังก์ชัน localApi​(method, path, body) คอย​จำลอง​ตัว​จัดการ API และ​เขียน​โครงสร้าง​จัดเก็บ​ข้อมูล​ตารางสอน, รายชื่อ​ครู และ​วิชา​ลง​สู่ LocalStorage ใน​บราวเซอร์ เพื่อ​เอื้อประโยชน์​ให้​โปรแกรม​ทำงาน​ออฟไลน์​ได้</w:t>
             </w:r>
           </w:p>
         </w:tc>
@@ -587,7 +587,7 @@
                 <w:color w:val="000000"/>
                 <w:sz w:val="24"/>
               </w:rPr>
-              <w:t>ขั้นตอนที่ 3</w:t>
+              <w:t>ขั้น​ตอนที่ 3</w:t>
             </w:r>
           </w:p>
         </w:tc>
@@ -607,7 +607,7 @@
                 <w:color w:val="000000"/>
                 <w:sz w:val="24"/>
               </w:rPr>
-              <w:t>พัฒนาฟังก์ชันซิงค์เชื่อมต่อฐานข้อมูลคลาวด์ (Firebase Sync &amp; SSE Integration)</w:t>
+              <w:t>พัฒนา​ฟังก์ชัน​ซิงค์​เชื่อมต่อ​ฐานข้อมูล​คลาวด์ (Firebase Sync &amp; SSE Integration)</w:t>
             </w:r>
           </w:p>
         </w:tc>
@@ -627,7 +627,7 @@
                 <w:color w:val="000000"/>
                 <w:sz w:val="22"/>
               </w:rPr>
-              <w:t>เขียนระบบติดต่อ Firebase RTDB REST API (ฟังก์ชัน fbGet, fbSet, fbDelete) และเปิดโปรโตคอล SSE Stream ด้วยคำสั่ง EventSource เพื่อคอยฟังกราฟฟิกข้อมูลที่เปลี่ยนแปลงจากเครื่องอื่นๆ และนำมาแปลงเรนเดอร์ทับหน้าจอทันที</w:t>
+              <w:t>เขียน​ระบบ​ติดต่อ Firebase RTDB REST API (ฟังก์ชัน fbGet, fbSet, fbDelete) และ​เปิด​โปรโตคอล SSE Stream ด้วย​คำสั่ง EventSource เพื่อ​คอย​ฟัง​กราฟฟิก​ข้อมูล​ที่​เปลี่ยนแปลง​จาก​เครื่อง​อื่นๆ และ​นำมา​แปลง​เรนเดอร์​ทับ​หน้าจอ​ทันที</w:t>
             </w:r>
           </w:p>
         </w:tc>
@@ -650,7 +650,7 @@
                 <w:color w:val="000000"/>
                 <w:sz w:val="24"/>
               </w:rPr>
-              <w:t>ขั้นตอนที่ 4</w:t>
+              <w:t>ขั้น​ตอนที่ 4</w:t>
             </w:r>
           </w:p>
         </w:tc>
@@ -670,7 +670,7 @@
                 <w:color w:val="000000"/>
                 <w:sz w:val="24"/>
               </w:rPr>
-              <w:t>สร้างระบบสำรองข้อมูลและเชื่อมต่อ GitHub (GitHub API Integration)</w:t>
+              <w:t>สร้าง​ระบบ​สำรอง​ข้อมูล​และ​เชื่อมต่อ GitHub (GitHub API Integration)</w:t>
             </w:r>
           </w:p>
         </w:tc>
@@ -690,7 +690,7 @@
                 <w:color w:val="000000"/>
                 <w:sz w:val="22"/>
               </w:rPr>
-              <w:t>เขียนฟังก์ชันดึง API ของ GitHub ในกิ่งการจัดส่ง เพื่อคอยเขียนไฟล์ data.json ขึ้นไปเก็บแบบอัตโนมัติ ทำให้มีระบบบันทึกสำรองและกู้คืน (Backup &amp; Restore) ตลอดเวลาอย่างปลอดภัย</w:t>
+              <w:t>เขียน​ฟังก์ชัน​ดึง API ของ GitHub ใน​กิ่ง​การจัดส่ง เพื่อ​คอย​เขียน​ไฟล์ data​.json ขึ้นไป​เก็บ​แบบ​อัตโนมัติ ทำให้​มีระบบ​บันทึก​สำรอง​และ​กู้​คืน (Backup &amp; Restore) ตลอดเวลา​อย่าง​ปลอดภัย</w:t>
             </w:r>
           </w:p>
         </w:tc>
@@ -713,7 +713,7 @@
                 <w:color w:val="000000"/>
                 <w:sz w:val="24"/>
               </w:rPr>
-              <w:t>ขั้นตอนที่ 5</w:t>
+              <w:t>ขั้น​ตอนที่ 5</w:t>
             </w:r>
           </w:p>
         </w:tc>
@@ -733,7 +733,7 @@
                 <w:color w:val="000000"/>
                 <w:sz w:val="24"/>
               </w:rPr>
-              <w:t>จัดระบบควบคุมสิทธิ์และประวัติการทำงาน (Role-Based Access &amp; Log System)</w:t>
+              <w:t>จัดระบบ​ควบคุม​สิทธิ์​และ​ประวัติการทำงาน (Role-Based Access &amp; Log System)</w:t>
             </w:r>
           </w:p>
         </w:tc>
@@ -753,7 +753,7 @@
                 <w:color w:val="000000"/>
                 <w:sz w:val="22"/>
               </w:rPr>
-              <w:t>แบ่งระดับสิทธิ์ผู้ใช้เป็น Super Admin, Admin, และ Public (ดูได้อย่างเดียว) พร้อมเขียนระบบบันทึก Log การทำงานเก็บไว้ใน Local และ Firebase เพื่อคอยแทร็กความเคลื่อนไหวการจัดตารางสอน</w:t>
+              <w:t>แบ่งระดับ​สิทธิ์​ผู้ใช้​เป็น Super Admin, Admin, และ Public (ดู​ได้​อย่าง​เดียว) พร้อม​เขียน​ระบบ​บันทึก Log การทำงาน​เก็บ​ไว้​ใน Local และ Firebase เพื่อ​คอย​แทร็ก​ความเคลื่อนไหว​การ​จัด​ตารางสอน</w:t>
             </w:r>
           </w:p>
         </w:tc>
@@ -776,7 +776,7 @@
                 <w:color w:val="000000"/>
                 <w:sz w:val="24"/>
               </w:rPr>
-              <w:t>ขั้นตอนที่ 6</w:t>
+              <w:t>ขั้น​ตอนที่ 6</w:t>
             </w:r>
           </w:p>
         </w:tc>
@@ -796,7 +796,7 @@
                 <w:color w:val="000000"/>
                 <w:sz w:val="24"/>
               </w:rPr>
-              <w:t>ยกระดับความปลอดภัยระบบรหัสผ่านและคีย์ (SHA-256 Crypto &amp; Security Token)</w:t>
+              <w:t>ยกระดับ​ความปลอดภัย​ระบบ​รหัสผ่าน​และ​คีย์ (SHA-256 Crypto &amp; Security Token)</w:t>
             </w:r>
           </w:p>
         </w:tc>
@@ -816,7 +816,7 @@
                 <w:color w:val="000000"/>
                 <w:sz w:val="22"/>
               </w:rPr>
-              <w:t>ปรับปรุงระบบโดยเข้ารหัสผ่านฝั่งไคลเอนต์ด้วย SHA-256 ผ่าน Web Crypto API และป้องกันการงัดแงะ Firebase โดยสนับสนุนช่องใส่ Firebase URL และ Firebase Security Token ในการตั้งค่าเพื่อส่งรหัสผ่าน ?auth= สำหรับ REST API</w:t>
+              <w:t>ปรับปรุง​ระบบ​โดย​เข้า​รหัสผ่าน​ฝั่ง​ไคลเอนต์​ด้วย SHA-​256 ผ่าน Web Crypto API และ​ป้องกัน​การ​งัดแงะ Firebase โดย​สนับสนุน​ช่อง​ใส่ Firebase URL และ Firebase Security Token ใน​การ​ตั้งค่า​เพื่อ​ส่ง​รหัสผ่าน ?auth= สำหรับ REST API</w:t>
             </w:r>
           </w:p>
         </w:tc>
@@ -862,7 +862,7 @@
     <w:p>
       <w:pPr>
         <w:spacing w:before="120" w:after="120" w:line="276" w:lineRule="auto"/>
-        <w:jc w:val="left"/>
+        <w:jc w:val="both"/>
       </w:pPr>
       <w:r>
         <w:rPr>
@@ -872,13 +872,13 @@
           <w:color w:val="000000"/>
           <w:sz w:val="30"/>
         </w:rPr>
-        <w:t>✦  1. การเข้ารหัสด้วยมาตรฐาน SHA-256 Hashing</w:t>
+        <w:t>✦  1. การเข้ารหัส​ด้วย​มาตรฐาน SHA-​256 Hashing</w:t>
       </w:r>
     </w:p>
     <w:p>
       <w:pPr>
         <w:spacing w:before="0" w:after="120" w:line="276" w:lineRule="auto"/>
-        <w:jc w:val="left"/>
+        <w:jc w:val="both"/>
       </w:pPr>
       <w:r>
         <w:rPr>
@@ -888,7 +888,7 @@
           <w:color w:val="000000"/>
           <w:sz w:val="26"/>
         </w:rPr>
-        <w:t>เดิมทีระบบจะจัดเก็บรหัสผ่านบัญชีผู้ใช้เป็นตัวอักษรธรรมดา (Plaintext) ใน Firebase ซึ่งมีความเสี่ยงหากฐานข้อมูลหลุด เราจึงนำเทคโนโลยี Web Crypto API มาใช้เพื่อแฮชรหัสผ่านแบบฝั่งเบราว์เซอร์ก่อนทำการส่งออกข้อมูลเสมอด้วยฟังก์ชัน SHA-256 ซึ่งเป็นระบบ Asynchronous คืนค่าเป็นอาเรย์ไบต์และแปลงเป็นสตริง Hex ความยาว 64 ตัวอักษร:</w:t>
+        <w:t>เดิมที​ระบบ​จะ​จัดเก็บ​รหัสผ่าน​บัญชี​ผู้ใช้​เป็น​ตัวอักษร​ธรรมดา (Plaintext) ใน Firebase ซึ่ง​มี​ความเสี่ยง​หาก​ฐานข้อมูล​หลุด เรา​จึง​นำ​เทคโนโลยี Web Crypto API มา​ใช้​เพื่อ​แฮ​ชร​หัส​ผ่าน​แบบ​ฝั่ง​เบราว์เซอร์​ก่อน​ทำ​การส่งออก​ข้อมูล​เสมอ​ด้วย​ฟังก์ชัน SHA-​256 ซึ่ง​เป็นระบบ Asynchronous คืน​ค่า​เป็น​อา​เรย์​ไบต์​และ​แปลง​เป็น​สตริง Hex ความ​ยาว 64 ตัวอักษร:</w:t>
       </w:r>
     </w:p>
     <w:tbl>
@@ -946,7 +946,7 @@
     <w:p>
       <w:pPr>
         <w:spacing w:before="120" w:after="120" w:line="276" w:lineRule="auto"/>
-        <w:jc w:val="left"/>
+        <w:jc w:val="both"/>
       </w:pPr>
       <w:r>
         <w:rPr>
@@ -956,13 +956,13 @@
           <w:color w:val="000000"/>
           <w:sz w:val="30"/>
         </w:rPr>
-        <w:t>✦  2. ระบบปรับปรุงรหัสผ่านรุ่นเก่าอัตโนมัติ (Credentials Auto-Upgrade)</w:t>
+        <w:t>✦  2. ระบบ​ปรับปรุง​รหัสผ่าน​รุ่นเก่า​อัตโนมัติ (Credentials Auto-Upgrade)</w:t>
       </w:r>
     </w:p>
     <w:p>
       <w:pPr>
         <w:spacing w:before="0" w:after="200" w:line="276" w:lineRule="auto"/>
-        <w:jc w:val="left"/>
+        <w:jc w:val="both"/>
       </w:pPr>
       <w:r>
         <w:rPr>
@@ -972,17 +972,17 @@
           <w:color w:val="000000"/>
           <w:sz w:val="26"/>
         </w:rPr>
-        <w:t>เพื่อป้องกันปัญหาผู้ดูแลระบบเดิมล็อคอินเข้าใช้งานไม่ได้หลังจากอัพเกรดโค้ดใหม่ ระบบของเราได้เพิ่มฟังก์ชันอัพเกรดรหัสผ่าน โดยเมื่อมีการพยายามเข้าสู่ระบบ โปรแกรมจะตรวจความยาวและรูปแบบรหัสผ่านที่จัดเก็บในฐานข้อมูลก่อน:</w:t>
+        <w:t>เพื่อ​ป้องกัน​ปัญหา​ผู้ดูแล​ระบบ​เดิม​ล็อค​อิน​เข้า​ใช้งาน​ไม่​ได้​หลังจาก​อัพเกรด​โค้ด​ใหม่ ระบบ​ของ​เรา​ได้​เพิ่ม​ฟังก์ชัน​อัพเกรด​รหัสผ่าน โดย​เมื่อ​มี​การ​พยายาม​เข้าสู่ระบบ โปรแกรม​จะ​ตรวจ​ความ​ยาว​และ​รูปแบบ​รหัสผ่าน​ที่​จัดเก็บ​ใน​ฐานข้อมูล​ก่อน:</w:t>
         <w:br/>
-        <w:t xml:space="preserve">   •  กรณีเป็นรหัสแบบแฮช 64 หลัก (SHA-256) แล้ว: จะนำรหัสผ่านที่ป้อนมาผ่านฟังก์ชันแฮชเพื่อเปรียบเทียบแฮชตรงกัน</w:t>
+        <w:t xml:space="preserve">   •  กรณี​เป็น​รหัส​แบบ​แฮ​ช 64 หลัก (SHA-256) แล้ว: จะ​นำ​รหัสผ่าน​ที่​ป้อน​มา​ผ่าน​ฟังก์ชัน​แฮ​ช​เพื่อ​เปรียบเทียบ​แฮ​ช​ตรงกัน</w:t>
         <w:br/>
-        <w:t xml:space="preserve">   •  กรณีเป็นรหัสแบบข้อความปกติ (Plaintext): จะเปรียบเทียบตรงๆ และเมื่อถูกต้อง จะเข้าสู่ระบบพร้อมแฮชรหัสผ่านให้ใหม่ บันทึกทับ Local และสั่ง fbSet ไปอัพเดททับในฐานข้อมูล Firebase อัตโนมัติทันที</w:t>
+        <w:t xml:space="preserve">   •  กรณี​เป็น​รหัส​แบบ​ข้อความ​ปกติ (Plaintext): จะ​เปรียบเทียบ​ตรงๆ และ​เมื่อ​ถูกต้อง จะ​เข้าสู่ระบบ​พร้อม​แฮ​ชร​หัส​ผ่าน​ให้​ใหม่ บันทึก​ทับ Local และ​สั่ง fbSet ไป​อัพเดท​ทับ​ใน​ฐานข้อมูล Firebase อัตโนมัติ​ทันที</w:t>
       </w:r>
     </w:p>
     <w:p>
       <w:pPr>
         <w:spacing w:before="120" w:after="120" w:line="276" w:lineRule="auto"/>
-        <w:jc w:val="left"/>
+        <w:jc w:val="both"/>
       </w:pPr>
       <w:r>
         <w:rPr>
@@ -992,13 +992,13 @@
           <w:color w:val="000000"/>
           <w:sz w:val="30"/>
         </w:rPr>
-        <w:t>✦  3. การควบคุมสิทธิ์ฐานข้อมูล Firebase ด้วย Token/Secret</w:t>
+        <w:t>✦  3. การควบคุม​สิทธิ์​ฐานข้อมูล Firebase ด้วย Token​/Secret</w:t>
       </w:r>
     </w:p>
     <w:p>
       <w:pPr>
         <w:spacing w:before="0" w:after="200" w:line="276" w:lineRule="auto"/>
-        <w:jc w:val="left"/>
+        <w:jc w:val="both"/>
       </w:pPr>
       <w:r>
         <w:rPr>
@@ -1008,7 +1008,7 @@
           <w:color w:val="000000"/>
           <w:sz w:val="26"/>
         </w:rPr>
-        <w:t>หากไม่ได้ตั้งค่า Security Rules บน Firebase คนทั่วไปที่เปิดตรวจแกะโค้ดจะสามารถเข้าถึงและลบฐานข้อมูลทั้งหมดได้ เราจึงนำฟังก์ชันเชื่อมโยง Token/Secret มาใช้ โดยในหน้าตั้งค่า Admin สามารถนำ "Database Secret" ที่คัดลอกมาจาก Firebase Console มากรอกบันทึกเก็บไว้ใน LocalStorage ในเครื่องตนเอง จากนั้นทุกครั้งที่ระบบเรียกอ่านเขียนฐานข้อมูล ผ่าน fbGet(), fbSet(), fbDelete() รวมถึง EventSource Stream จะส่งคีย์ ?auth=SECRET แนบไปด้วย ทำให้สามารถล็อก กฎความปลอดภัย Firebase Realtime Database Rules ให้มีค่าเป็น read/write: auth != null เพื่อความปลอดภัยสูงสุดได้</w:t>
+        <w:t>หาก​ไม่​ได้​ตั้งค่า Security Rules บน Firebase คน​ทั่วไป​ที่​เปิด​ตรวจ​แกะ​โค้ด​จะ​สามารถ​เข้าถึง​และ​ลบ​ฐานข้อมูล​ทั้งหมด​ได้ เรา​จึง​นำ​ฟังก์ชัน​เชื่อมโยง Token​/Secret มา​ใช้ โดย​ใน​หน้า​ตั้งค่า Admin สามารถ​นำ "Database Secret" ที่​คัดลอก​มาจาก Firebase Console มา​กรอก​บันทึก​เก็บ​ไว้​ใน LocalStorage ใน​เครื่อง​ตนเอง จากนั้น​ทุกครั้งที่​ระบบ​เรียก​อ่าน​เขียน​ฐานข้อมูล ผ่าน fbGet​(), fbSet​(), fbDelete​() รวมถึง EventSource Stream จะ​ส่ง​คีย์ ?auth=SECRET แนบ​ไป​ด้วย ทำให้​สามารถ​ล็อก กฎ​ความปลอดภัย Firebase Realtime Database Rules ให้​มีค่า​เป็น read​/write: auth != null เพื่อ​ความปลอดภัย​สูงสุด​ได้</w:t>
       </w:r>
     </w:p>
     <w:sectPr>
